--- a/Physics.docx
+++ b/Physics.docx
@@ -231,6 +231,8 @@
           <w:highlight w:val="white"/>
         </w:rPr>
         <w:t>Bullet in a separate thread prevents physics from crashing the region. It is the default physics engine.</w:t>
+        <w:br/>
+        <w:t>ubODE Hybrid is a fourth choice on this screen, combining Ubit ODE and Bullet.</w:t>
       </w:r>
     </w:p>
     <w:p>
